--- a/thesis/003_ThesisProposal_Draft_052.docx
+++ b/thesis/003_ThesisProposal_Draft_052.docx
@@ -16260,7 +16260,7 @@
           <w:szCs w:val="22"/>
           <w:rtl w:val="0"/>
         </w:rPr>
-        <w:t xml:space="preserve">Politeness-related form that passes as hedge. “The results may be beneficial, although this reading differs from earlier studies.” Removing may changes certainty about beneficial. Working Test: pass. Code as hedge; function is primarily EC (interpersonal softening may co-occur).</w:t>
+        <w:t xml:space="preserve">Both P and EC (pass as hedge). “We would suggest that the treatment may be less effective than earlier reports claimed.” Removing would suggest / may raises certainty and hardens the criticism of earlier work. Working Test: pass. Code as hedge; function EC, with politeness co-occurring (deference and softened disagreement). Contrast with the P-only example above, where certainty does not change.</w:t>
       </w:r>
       <w:r>
         <w:rPr>
